--- a/index.docx
+++ b/index.docx
@@ -678,7 +678,7 @@
         <w:t xml:space="preserve"> </w:t>
       </w:r>
       <w:r>
-        <w:t xml:space="preserve">338df91</w:t>
+        <w:t xml:space="preserve">f8b2a55</w:t>
       </w:r>
     </w:p>
     <w:p>
@@ -700,7 +700,7 @@
         <w:t xml:space="preserve"> </w:t>
       </w:r>
       <w:r>
-        <w:t xml:space="preserve">338df91bce0760a4d2482260b2b11f40a78b1e43</w:t>
+        <w:t xml:space="preserve">f8b2a55f9e72274afee365723afdbc58be1eeb22</w:t>
       </w:r>
     </w:p>
     <w:p>
@@ -722,7 +722,7 @@
         <w:t xml:space="preserve"> </w:t>
       </w:r>
       <w:r>
-        <w:t xml:space="preserve">2026-04-06 17:54:09 -0700</w:t>
+        <w:t xml:space="preserve">2026-04-06 18:12:52 -0700</w:t>
       </w:r>
     </w:p>
     <w:p>

--- a/index.docx
+++ b/index.docx
@@ -678,7 +678,7 @@
         <w:t xml:space="preserve"> </w:t>
       </w:r>
       <w:r>
-        <w:t xml:space="preserve">f8b2a55</w:t>
+        <w:t xml:space="preserve">1b36df4</w:t>
       </w:r>
     </w:p>
     <w:p>
@@ -700,7 +700,7 @@
         <w:t xml:space="preserve"> </w:t>
       </w:r>
       <w:r>
-        <w:t xml:space="preserve">f8b2a55f9e72274afee365723afdbc58be1eeb22</w:t>
+        <w:t xml:space="preserve">1b36df4cc327dc8d4e585b791fa31ba602f5de58</w:t>
       </w:r>
     </w:p>
     <w:p>
@@ -722,7 +722,7 @@
         <w:t xml:space="preserve"> </w:t>
       </w:r>
       <w:r>
-        <w:t xml:space="preserve">2026-04-06 18:12:52 -0700</w:t>
+        <w:t xml:space="preserve">2026-04-08 14:25:47 -0700</w:t>
       </w:r>
     </w:p>
     <w:p>

--- a/index.docx
+++ b/index.docx
@@ -678,7 +678,7 @@
         <w:t xml:space="preserve"> </w:t>
       </w:r>
       <w:r>
-        <w:t xml:space="preserve">1b36df4</w:t>
+        <w:t xml:space="preserve">5484a92</w:t>
       </w:r>
     </w:p>
     <w:p>
@@ -700,7 +700,7 @@
         <w:t xml:space="preserve"> </w:t>
       </w:r>
       <w:r>
-        <w:t xml:space="preserve">1b36df4cc327dc8d4e585b791fa31ba602f5de58</w:t>
+        <w:t xml:space="preserve">5484a92114e182356a941b147243bf97cde637d8</w:t>
       </w:r>
     </w:p>
     <w:p>
@@ -722,7 +722,7 @@
         <w:t xml:space="preserve"> </w:t>
       </w:r>
       <w:r>
-        <w:t xml:space="preserve">2026-04-08 14:25:47 -0700</w:t>
+        <w:t xml:space="preserve">2026-04-10 01:33:19 -0700</w:t>
       </w:r>
     </w:p>
     <w:p>

--- a/index.docx
+++ b/index.docx
@@ -15,7 +15,7 @@
         <w:pStyle w:val="Date"/>
       </w:pPr>
       <w:r>
-        <w:t xml:space="preserve">Last modified: 2026-04-14 02:15:55 (UTC)</w:t>
+        <w:t xml:space="preserve">Last modified: 2026-04-21 03:45:19 (UTC)</w:t>
       </w:r>
     </w:p>
     <w:bookmarkStart w:id="17" w:name="welcome"/>

--- a/index.docx
+++ b/index.docx
@@ -15,7 +15,7 @@
         <w:pStyle w:val="Date"/>
       </w:pPr>
       <w:r>
-        <w:t xml:space="preserve">Last modified: 2026-04-21 03:45:19 (UTC)</w:t>
+        <w:t xml:space="preserve">Last modified: 2026-04-21 06:10:49 (UTC)</w:t>
       </w:r>
     </w:p>
     <w:bookmarkStart w:id="17" w:name="welcome"/>

--- a/index.docx
+++ b/index.docx
@@ -15,7 +15,7 @@
         <w:pStyle w:val="Date"/>
       </w:pPr>
       <w:r>
-        <w:t xml:space="preserve">Last modified: 2026-04-21 19:43:41 (UTC)</w:t>
+        <w:t xml:space="preserve">Last modified: 2026-04-22 01:13:11 (UTC)</w:t>
       </w:r>
     </w:p>
     <w:bookmarkStart w:id="17" w:name="welcome"/>

--- a/index.docx
+++ b/index.docx
@@ -15,7 +15,7 @@
         <w:pStyle w:val="Date"/>
       </w:pPr>
       <w:r>
-        <w:t xml:space="preserve">Last modified: 2026-04-22 18:08:40 (UTC)</w:t>
+        <w:t xml:space="preserve">Last modified: 2026-04-22 19:59:46 (UTC)</w:t>
       </w:r>
     </w:p>
     <w:bookmarkStart w:id="17" w:name="welcome"/>

--- a/index.docx
+++ b/index.docx
@@ -15,7 +15,7 @@
         <w:pStyle w:val="Date"/>
       </w:pPr>
       <w:r>
-        <w:t xml:space="preserve">Last modified: 2026-04-22 20:20:02 (UTC)</w:t>
+        <w:t xml:space="preserve">Last modified: 2026-04-22 21:44:08 (UTC)</w:t>
       </w:r>
     </w:p>
     <w:bookmarkStart w:id="17" w:name="welcome"/>

--- a/index.docx
+++ b/index.docx
@@ -15,7 +15,7 @@
         <w:pStyle w:val="Date"/>
       </w:pPr>
       <w:r>
-        <w:t xml:space="preserve">Last modified: 2026-04-22 21:44:08 (UTC)</w:t>
+        <w:t xml:space="preserve">Last modified: 2026-04-22 22:28:18 (UTC)</w:t>
       </w:r>
     </w:p>
     <w:bookmarkStart w:id="17" w:name="welcome"/>

--- a/index.docx
+++ b/index.docx
@@ -15,7 +15,7 @@
         <w:pStyle w:val="Date"/>
       </w:pPr>
       <w:r>
-        <w:t xml:space="preserve">Last modified: 2026-04-22 22:28:18 (UTC)</w:t>
+        <w:t xml:space="preserve">Last modified: 2026-04-22 22:45:40 (UTC)</w:t>
       </w:r>
     </w:p>
     <w:bookmarkStart w:id="17" w:name="welcome"/>

--- a/index.docx
+++ b/index.docx
@@ -15,7 +15,7 @@
         <w:pStyle w:val="Date"/>
       </w:pPr>
       <w:r>
-        <w:t xml:space="preserve">Last modified: 2026-04-22 22:45:40 (UTC)</w:t>
+        <w:t xml:space="preserve">Last modified: 2026-04-22 22:46:32 (UTC)</w:t>
       </w:r>
     </w:p>
     <w:bookmarkStart w:id="17" w:name="welcome"/>

--- a/index.docx
+++ b/index.docx
@@ -15,7 +15,7 @@
         <w:pStyle w:val="Date"/>
       </w:pPr>
       <w:r>
-        <w:t xml:space="preserve">Last modified: 2026-04-23 01:57:53 (UTC)</w:t>
+        <w:t xml:space="preserve">Last modified: 2026-05-04 05:20:19 (UTC)</w:t>
       </w:r>
     </w:p>
     <w:bookmarkStart w:id="17" w:name="welcome"/>

--- a/index.docx
+++ b/index.docx
@@ -15,7 +15,7 @@
         <w:pStyle w:val="Date"/>
       </w:pPr>
       <w:r>
-        <w:t xml:space="preserve">Last modified: 2026-05-04 00:19:06 (PDT)</w:t>
+        <w:t xml:space="preserve">Last modified: 2026-05-04 20:40:49 (PDT)</w:t>
       </w:r>
     </w:p>
     <w:bookmarkStart w:id="17" w:name="welcome"/>

--- a/index.docx
+++ b/index.docx
@@ -15,7 +15,7 @@
         <w:pStyle w:val="Date"/>
       </w:pPr>
       <w:r>
-        <w:t xml:space="preserve">Last modified: 2026-05-04 20:40:49 (PDT)</w:t>
+        <w:t xml:space="preserve">Last modified: 2026-05-05 12:23:05 (PDT)</w:t>
       </w:r>
     </w:p>
     <w:bookmarkStart w:id="17" w:name="welcome"/>

--- a/index.docx
+++ b/index.docx
@@ -15,7 +15,7 @@
         <w:pStyle w:val="Date"/>
       </w:pPr>
       <w:r>
-        <w:t xml:space="preserve">Last modified: 2026-05-05 12:23:05 (PDT)</w:t>
+        <w:t xml:space="preserve">Last modified: 2026-05-06 23:44:33 (PDT)</w:t>
       </w:r>
     </w:p>
     <w:bookmarkStart w:id="17" w:name="welcome"/>

--- a/index.docx
+++ b/index.docx
@@ -15,7 +15,7 @@
         <w:pStyle w:val="Date"/>
       </w:pPr>
       <w:r>
-        <w:t xml:space="preserve">Last modified: 2026-05-06 23:44:33 (PDT)</w:t>
+        <w:t xml:space="preserve">Last modified: 2026-05-26 10:11:08 (PDT)</w:t>
       </w:r>
     </w:p>
     <w:bookmarkStart w:id="17" w:name="welcome"/>

--- a/index.docx
+++ b/index.docx
@@ -15,7 +15,7 @@
         <w:pStyle w:val="Date"/>
       </w:pPr>
       <w:r>
-        <w:t xml:space="preserve">Last modified: 2026-05-26 10:11:08 (PDT)</w:t>
+        <w:t xml:space="preserve">Last modified: 2026-05-26 10:21:19 (PDT)</w:t>
       </w:r>
     </w:p>
     <w:bookmarkStart w:id="17" w:name="welcome"/>

--- a/index.docx
+++ b/index.docx
@@ -15,7 +15,7 @@
         <w:pStyle w:val="Date"/>
       </w:pPr>
       <w:r>
-        <w:t xml:space="preserve">Last modified: 2026-05-26 10:21:19 (PDT)</w:t>
+        <w:t xml:space="preserve">Last modified: 2026-05-26 11:55:51 (PDT)</w:t>
       </w:r>
     </w:p>
     <w:bookmarkStart w:id="17" w:name="welcome"/>

--- a/index.docx
+++ b/index.docx
@@ -15,7 +15,7 @@
         <w:pStyle w:val="Date"/>
       </w:pPr>
       <w:r>
-        <w:t xml:space="preserve">Last modified: 2026-05-26 11:55:51 (PDT)</w:t>
+        <w:t xml:space="preserve">Last modified: 2026-05-26 18:13:16 (PDT)</w:t>
       </w:r>
     </w:p>
     <w:bookmarkStart w:id="17" w:name="welcome"/>

--- a/index.docx
+++ b/index.docx
@@ -15,7 +15,7 @@
         <w:pStyle w:val="Date"/>
       </w:pPr>
       <w:r>
-        <w:t xml:space="preserve">Last modified: 2026-05-26 18:13:16 (PDT)</w:t>
+        <w:t xml:space="preserve">Last modified: 2026-05-26 22:07:16 (PDT)</w:t>
       </w:r>
     </w:p>
     <w:bookmarkStart w:id="17" w:name="welcome"/>

--- a/index.docx
+++ b/index.docx
@@ -15,7 +15,7 @@
         <w:pStyle w:val="Date"/>
       </w:pPr>
       <w:r>
-        <w:t xml:space="preserve">Last modified: 2026-05-26 22:07:16 (PDT)</w:t>
+        <w:t xml:space="preserve">Last modified: 2026-05-26 22:07:35 (PDT)</w:t>
       </w:r>
     </w:p>
     <w:bookmarkStart w:id="17" w:name="welcome"/>

--- a/index.docx
+++ b/index.docx
@@ -15,7 +15,7 @@
         <w:pStyle w:val="Date"/>
       </w:pPr>
       <w:r>
-        <w:t xml:space="preserve">Last modified: 2026-05-26 22:07:35 (PDT)</w:t>
+        <w:t xml:space="preserve">Last modified: 2026-05-26 22:22:32 (PDT)</w:t>
       </w:r>
     </w:p>
     <w:bookmarkStart w:id="17" w:name="welcome"/>

--- a/index.docx
+++ b/index.docx
@@ -15,7 +15,7 @@
         <w:pStyle w:val="Date"/>
       </w:pPr>
       <w:r>
-        <w:t xml:space="preserve">Last modified: 2026-05-26 22:22:32 (PDT)</w:t>
+        <w:t xml:space="preserve">Last modified: 2026-05-26 22:23:17 (PDT)</w:t>
       </w:r>
     </w:p>
     <w:bookmarkStart w:id="17" w:name="welcome"/>

--- a/index.docx
+++ b/index.docx
@@ -15,7 +15,7 @@
         <w:pStyle w:val="Date"/>
       </w:pPr>
       <w:r>
-        <w:t xml:space="preserve">Last modified: 2026-05-26 22:23:17 (PDT)</w:t>
+        <w:t xml:space="preserve">Last modified: 2026-05-26 23:13:41 (PDT)</w:t>
       </w:r>
     </w:p>
     <w:bookmarkStart w:id="17" w:name="welcome"/>

--- a/index.docx
+++ b/index.docx
@@ -15,7 +15,7 @@
         <w:pStyle w:val="Date"/>
       </w:pPr>
       <w:r>
-        <w:t xml:space="preserve">Last modified: 2026-05-26 23:13:41 (PDT)</w:t>
+        <w:t xml:space="preserve">Last modified: 2026-05-26 23:18:10 (PDT)</w:t>
       </w:r>
     </w:p>
     <w:bookmarkStart w:id="17" w:name="welcome"/>

--- a/index.docx
+++ b/index.docx
@@ -15,7 +15,7 @@
         <w:pStyle w:val="Date"/>
       </w:pPr>
       <w:r>
-        <w:t xml:space="preserve">Last modified: 2026-05-26 23:18:10 (PDT)</w:t>
+        <w:t xml:space="preserve">Last modified: 2026-05-27 00:06:33 (PDT)</w:t>
       </w:r>
     </w:p>
     <w:bookmarkStart w:id="17" w:name="welcome"/>

--- a/index.docx
+++ b/index.docx
@@ -15,7 +15,7 @@
         <w:pStyle w:val="Date"/>
       </w:pPr>
       <w:r>
-        <w:t xml:space="preserve">Last modified: 2026-05-27 00:06:33 (PDT)</w:t>
+        <w:t xml:space="preserve">Last modified: 2026-05-28 00:41:26 (PDT)</w:t>
       </w:r>
     </w:p>
     <w:bookmarkStart w:id="17" w:name="welcome"/>

--- a/index.docx
+++ b/index.docx
@@ -15,7 +15,7 @@
         <w:pStyle w:val="Date"/>
       </w:pPr>
       <w:r>
-        <w:t xml:space="preserve">Last modified: 2026-05-28 00:41:26 (PDT)</w:t>
+        <w:t xml:space="preserve">Last modified: 2026-05-28 00:41:47 (PDT)</w:t>
       </w:r>
     </w:p>
     <w:bookmarkStart w:id="17" w:name="welcome"/>

--- a/index.docx
+++ b/index.docx
@@ -15,7 +15,7 @@
         <w:pStyle w:val="Date"/>
       </w:pPr>
       <w:r>
-        <w:t xml:space="preserve">Last modified: 2026-05-28 00:41:47 (PDT)</w:t>
+        <w:t xml:space="preserve">Last modified: 2026-05-28 00:42:43 (PDT)</w:t>
       </w:r>
     </w:p>
     <w:bookmarkStart w:id="17" w:name="welcome"/>

--- a/index.docx
+++ b/index.docx
@@ -15,7 +15,7 @@
         <w:pStyle w:val="Date"/>
       </w:pPr>
       <w:r>
-        <w:t xml:space="preserve">Last modified: 2026-05-28 00:42:43 (PDT)</w:t>
+        <w:t xml:space="preserve">Last modified: 2026-05-28 00:45:52 (PDT)</w:t>
       </w:r>
     </w:p>
     <w:bookmarkStart w:id="17" w:name="welcome"/>

--- a/index.docx
+++ b/index.docx
@@ -15,7 +15,7 @@
         <w:pStyle w:val="Date"/>
       </w:pPr>
       <w:r>
-        <w:t xml:space="preserve">Last modified: 2026-05-28 00:45:52 (PDT)</w:t>
+        <w:t xml:space="preserve">Last modified: 2026-06-01 17:42:58 (PDT)</w:t>
       </w:r>
     </w:p>
     <w:bookmarkStart w:id="17" w:name="welcome"/>

--- a/index.docx
+++ b/index.docx
@@ -15,7 +15,7 @@
         <w:pStyle w:val="Date"/>
       </w:pPr>
       <w:r>
-        <w:t xml:space="preserve">Last modified: 2026-06-01 17:42:58 (PDT)</w:t>
+        <w:t xml:space="preserve">Last modified: 2026-06-02 01:04:13 (PDT)</w:t>
       </w:r>
     </w:p>
     <w:bookmarkStart w:id="17" w:name="welcome"/>

--- a/index.docx
+++ b/index.docx
@@ -15,7 +15,7 @@
         <w:pStyle w:val="Date"/>
       </w:pPr>
       <w:r>
-        <w:t xml:space="preserve">Last modified: 2026-06-02 01:04:13 (PDT)</w:t>
+        <w:t xml:space="preserve">Last modified: 2026-06-08 20:41:28 (PDT)</w:t>
       </w:r>
     </w:p>
     <w:bookmarkStart w:id="17" w:name="welcome"/>

--- a/index.docx
+++ b/index.docx
@@ -15,7 +15,7 @@
         <w:pStyle w:val="Date"/>
       </w:pPr>
       <w:r>
-        <w:t xml:space="preserve">Last modified: 2026-06-08 20:41:28 (PDT)</w:t>
+        <w:t xml:space="preserve">Last modified: 2026-06-08 20:58:43 (PDT)</w:t>
       </w:r>
     </w:p>
     <w:bookmarkStart w:id="17" w:name="welcome"/>

--- a/index.docx
+++ b/index.docx
@@ -15,7 +15,7 @@
         <w:pStyle w:val="Date"/>
       </w:pPr>
       <w:r>
-        <w:t xml:space="preserve">Last modified: 2026-06-08 20:58:43 (PDT)</w:t>
+        <w:t xml:space="preserve">Last modified: 2026-06-08 21:03:02 (PDT)</w:t>
       </w:r>
     </w:p>
     <w:bookmarkStart w:id="17" w:name="welcome"/>

--- a/index.docx
+++ b/index.docx
@@ -15,7 +15,7 @@
         <w:pStyle w:val="Date"/>
       </w:pPr>
       <w:r>
-        <w:t xml:space="preserve">Last modified: 2026-06-08 21:03:02 (PDT)</w:t>
+        <w:t xml:space="preserve">Last modified: 2026-06-20 00:22:42 (PDT)</w:t>
       </w:r>
     </w:p>
     <w:bookmarkStart w:id="17" w:name="welcome"/>

--- a/index.docx
+++ b/index.docx
@@ -15,7 +15,7 @@
         <w:pStyle w:val="Date"/>
       </w:pPr>
       <w:r>
-        <w:t xml:space="preserve">Last modified: 2026-06-20 00:22:42 (PDT)</w:t>
+        <w:t xml:space="preserve">Last modified: 2026-06-20 00:46:48 (PDT)</w:t>
       </w:r>
     </w:p>
     <w:bookmarkStart w:id="17" w:name="welcome"/>

--- a/index.docx
+++ b/index.docx
@@ -15,7 +15,7 @@
         <w:pStyle w:val="Date"/>
       </w:pPr>
       <w:r>
-        <w:t xml:space="preserve">Last modified: 2026-06-20 00:46:48 (PDT)</w:t>
+        <w:t xml:space="preserve">Last modified: 2026-06-20 00:58:55 (PDT)</w:t>
       </w:r>
     </w:p>
     <w:bookmarkStart w:id="17" w:name="welcome"/>

--- a/index.docx
+++ b/index.docx
@@ -15,7 +15,7 @@
         <w:pStyle w:val="Date"/>
       </w:pPr>
       <w:r>
-        <w:t xml:space="preserve">Last modified: 2026-06-20 00:58:55 (PDT)</w:t>
+        <w:t xml:space="preserve">Last modified: 2026-06-20 01:05:36 (PDT)</w:t>
       </w:r>
     </w:p>
     <w:bookmarkStart w:id="17" w:name="welcome"/>

--- a/index.docx
+++ b/index.docx
@@ -15,7 +15,7 @@
         <w:pStyle w:val="Date"/>
       </w:pPr>
       <w:r>
-        <w:t xml:space="preserve">Last modified: 2026-06-20 01:05:36 (PDT)</w:t>
+        <w:t xml:space="preserve">Last modified: 2026-06-21 21:35:07 (PDT)</w:t>
       </w:r>
     </w:p>
     <w:bookmarkStart w:id="17" w:name="welcome"/>

--- a/index.docx
+++ b/index.docx
@@ -15,7 +15,7 @@
         <w:pStyle w:val="Date"/>
       </w:pPr>
       <w:r>
-        <w:t xml:space="preserve">Last modified: 2026-06-21 21:35:07 (PDT)</w:t>
+        <w:t xml:space="preserve">Last modified: 2026-06-23 20:20:37 (PDT)</w:t>
       </w:r>
     </w:p>
     <w:bookmarkStart w:id="17" w:name="welcome"/>

--- a/index.docx
+++ b/index.docx
@@ -15,7 +15,7 @@
         <w:pStyle w:val="Date"/>
       </w:pPr>
       <w:r>
-        <w:t xml:space="preserve">Last modified: 2026-06-23 20:20:37 (PDT)</w:t>
+        <w:t xml:space="preserve">Last modified: 2026-06-23 20:21:00 (PDT)</w:t>
       </w:r>
     </w:p>
     <w:bookmarkStart w:id="17" w:name="welcome"/>

--- a/index.docx
+++ b/index.docx
@@ -15,7 +15,7 @@
         <w:pStyle w:val="Date"/>
       </w:pPr>
       <w:r>
-        <w:t xml:space="preserve">Last modified: 2026-06-23 20:21:00 (PDT)</w:t>
+        <w:t xml:space="preserve">Last modified: 2026-06-23 20:21:19 (PDT)</w:t>
       </w:r>
     </w:p>
     <w:bookmarkStart w:id="17" w:name="welcome"/>

--- a/index.docx
+++ b/index.docx
@@ -15,7 +15,7 @@
         <w:pStyle w:val="Date"/>
       </w:pPr>
       <w:r>
-        <w:t xml:space="preserve">Last modified: 2026-06-23 20:21:19 (PDT)</w:t>
+        <w:t xml:space="preserve">Last modified: 2026-06-23 20:21:33 (PDT)</w:t>
       </w:r>
     </w:p>
     <w:bookmarkStart w:id="17" w:name="welcome"/>

--- a/index.docx
+++ b/index.docx
@@ -15,7 +15,7 @@
         <w:pStyle w:val="Date"/>
       </w:pPr>
       <w:r>
-        <w:t xml:space="preserve">Last modified: 2026-06-23 20:21:33 (PDT)</w:t>
+        <w:t xml:space="preserve">Last modified: 2026-06-23 20:21:09 (PDT)</w:t>
       </w:r>
     </w:p>
     <w:bookmarkStart w:id="17" w:name="welcome"/>

--- a/index.docx
+++ b/index.docx
@@ -15,7 +15,7 @@
         <w:pStyle w:val="Date"/>
       </w:pPr>
       <w:r>
-        <w:t xml:space="preserve">Last modified: 2026-08-24 12:25:37 (PDT)</w:t>
+        <w:t xml:space="preserve">Last modified: 2026-09-10 15:21:34 (PDT)</w:t>
       </w:r>
     </w:p>
     <w:bookmarkStart w:id="17" w:name="welcome"/>

--- a/index.docx
+++ b/index.docx
@@ -15,7 +15,7 @@
         <w:pStyle w:val="Date"/>
       </w:pPr>
       <w:r>
-        <w:t xml:space="preserve">Last modified: 2026-09-10 15:21:34 (PDT)</w:t>
+        <w:t xml:space="preserve">Last modified: 2026-09-11 10:58:19 (PDT)</w:t>
       </w:r>
     </w:p>
     <w:bookmarkStart w:id="17" w:name="welcome"/>
